--- a/projetos/general-carneiro/saida/MCE_SAA_general_carneiro_2026-10-16.docx
+++ b/projetos/general-carneiro/saida/MCE_SAA_general_carneiro_2026-10-16.docx
@@ -78,7 +78,7 @@
             <w:fldChar w:fldCharType="begin"/>
           </w:r>
           <w:r>
-            <w:instrText xml:space="preserve"> HYPERLINK \l _Toc3608 </w:instrText>
+            <w:instrText xml:space="preserve"> HYPERLINK \l _Toc16447 </w:instrText>
           </w:r>
           <w:r>
             <w:fldChar w:fldCharType="separate"/>
@@ -93,7 +93,7 @@
             <w:fldChar w:fldCharType="begin"/>
           </w:r>
           <w:r>
-            <w:instrText xml:space="preserve"> PAGEREF _Toc3608 \h </w:instrText>
+            <w:instrText xml:space="preserve"> PAGEREF _Toc16447 \h </w:instrText>
           </w:r>
           <w:r>
             <w:fldChar w:fldCharType="separate"/>
@@ -120,7 +120,7 @@
             <w:fldChar w:fldCharType="begin"/>
           </w:r>
           <w:r>
-            <w:instrText xml:space="preserve"> HYPERLINK \l _Toc30673 </w:instrText>
+            <w:instrText xml:space="preserve"> HYPERLINK \l _Toc27342 </w:instrText>
           </w:r>
           <w:r>
             <w:fldChar w:fldCharType="separate"/>
@@ -135,7 +135,7 @@
             <w:fldChar w:fldCharType="begin"/>
           </w:r>
           <w:r>
-            <w:instrText xml:space="preserve"> PAGEREF _Toc30673 \h </w:instrText>
+            <w:instrText xml:space="preserve"> PAGEREF _Toc27342 \h </w:instrText>
           </w:r>
           <w:r>
             <w:fldChar w:fldCharType="separate"/>
@@ -162,7 +162,7 @@
             <w:fldChar w:fldCharType="begin"/>
           </w:r>
           <w:r>
-            <w:instrText xml:space="preserve"> HYPERLINK \l _Toc1863 </w:instrText>
+            <w:instrText xml:space="preserve"> HYPERLINK \l _Toc26349 </w:instrText>
           </w:r>
           <w:r>
             <w:fldChar w:fldCharType="separate"/>
@@ -177,7 +177,7 @@
             <w:fldChar w:fldCharType="begin"/>
           </w:r>
           <w:r>
-            <w:instrText xml:space="preserve"> PAGEREF _Toc1863 \h </w:instrText>
+            <w:instrText xml:space="preserve"> PAGEREF _Toc26349 \h </w:instrText>
           </w:r>
           <w:r>
             <w:fldChar w:fldCharType="separate"/>
@@ -203,7 +203,7 @@
             <w:fldChar w:fldCharType="begin"/>
           </w:r>
           <w:r>
-            <w:instrText xml:space="preserve"> HYPERLINK \l _Toc1335 </w:instrText>
+            <w:instrText xml:space="preserve"> HYPERLINK \l _Toc32155 </w:instrText>
           </w:r>
           <w:r>
             <w:fldChar w:fldCharType="separate"/>
@@ -218,7 +218,7 @@
             <w:fldChar w:fldCharType="begin"/>
           </w:r>
           <w:r>
-            <w:instrText xml:space="preserve"> PAGEREF _Toc1335 \h </w:instrText>
+            <w:instrText xml:space="preserve"> PAGEREF _Toc32155 \h </w:instrText>
           </w:r>
           <w:r>
             <w:fldChar w:fldCharType="separate"/>
@@ -244,7 +244,7 @@
             <w:fldChar w:fldCharType="begin"/>
           </w:r>
           <w:r>
-            <w:instrText xml:space="preserve"> HYPERLINK \l _Toc4059 </w:instrText>
+            <w:instrText xml:space="preserve"> HYPERLINK \l _Toc23845 </w:instrText>
           </w:r>
           <w:r>
             <w:fldChar w:fldCharType="separate"/>
@@ -259,7 +259,7 @@
             <w:fldChar w:fldCharType="begin"/>
           </w:r>
           <w:r>
-            <w:instrText xml:space="preserve"> PAGEREF _Toc4059 \h </w:instrText>
+            <w:instrText xml:space="preserve"> PAGEREF _Toc23845 \h </w:instrText>
           </w:r>
           <w:r>
             <w:fldChar w:fldCharType="separate"/>
@@ -285,7 +285,7 @@
             <w:fldChar w:fldCharType="begin"/>
           </w:r>
           <w:r>
-            <w:instrText xml:space="preserve"> HYPERLINK \l _Toc1600 </w:instrText>
+            <w:instrText xml:space="preserve"> HYPERLINK \l _Toc17852 </w:instrText>
           </w:r>
           <w:r>
             <w:fldChar w:fldCharType="separate"/>
@@ -300,7 +300,7 @@
             <w:fldChar w:fldCharType="begin"/>
           </w:r>
           <w:r>
-            <w:instrText xml:space="preserve"> PAGEREF _Toc1600 \h </w:instrText>
+            <w:instrText xml:space="preserve"> PAGEREF _Toc17852 \h </w:instrText>
           </w:r>
           <w:r>
             <w:fldChar w:fldCharType="separate"/>
@@ -326,7 +326,7 @@
             <w:fldChar w:fldCharType="begin"/>
           </w:r>
           <w:r>
-            <w:instrText xml:space="preserve"> HYPERLINK \l _Toc13585 </w:instrText>
+            <w:instrText xml:space="preserve"> HYPERLINK \l _Toc24711 </w:instrText>
           </w:r>
           <w:r>
             <w:fldChar w:fldCharType="separate"/>
@@ -341,7 +341,7 @@
             <w:fldChar w:fldCharType="begin"/>
           </w:r>
           <w:r>
-            <w:instrText xml:space="preserve"> PAGEREF _Toc13585 \h </w:instrText>
+            <w:instrText xml:space="preserve"> PAGEREF _Toc24711 \h </w:instrText>
           </w:r>
           <w:r>
             <w:fldChar w:fldCharType="separate"/>
@@ -367,7 +367,7 @@
             <w:fldChar w:fldCharType="begin"/>
           </w:r>
           <w:r>
-            <w:instrText xml:space="preserve"> HYPERLINK \l _Toc13266 </w:instrText>
+            <w:instrText xml:space="preserve"> HYPERLINK \l _Toc5088 </w:instrText>
           </w:r>
           <w:r>
             <w:fldChar w:fldCharType="separate"/>
@@ -382,7 +382,7 @@
             <w:fldChar w:fldCharType="begin"/>
           </w:r>
           <w:r>
-            <w:instrText xml:space="preserve"> PAGEREF _Toc13266 \h </w:instrText>
+            <w:instrText xml:space="preserve"> PAGEREF _Toc5088 \h </w:instrText>
           </w:r>
           <w:r>
             <w:fldChar w:fldCharType="separate"/>
@@ -408,7 +408,7 @@
             <w:fldChar w:fldCharType="begin"/>
           </w:r>
           <w:r>
-            <w:instrText xml:space="preserve"> HYPERLINK \l _Toc4706 </w:instrText>
+            <w:instrText xml:space="preserve"> HYPERLINK \l _Toc10836 </w:instrText>
           </w:r>
           <w:r>
             <w:fldChar w:fldCharType="separate"/>
@@ -423,7 +423,7 @@
             <w:fldChar w:fldCharType="begin"/>
           </w:r>
           <w:r>
-            <w:instrText xml:space="preserve"> PAGEREF _Toc4706 \h </w:instrText>
+            <w:instrText xml:space="preserve"> PAGEREF _Toc10836 \h </w:instrText>
           </w:r>
           <w:r>
             <w:fldChar w:fldCharType="separate"/>
@@ -449,7 +449,7 @@
             <w:fldChar w:fldCharType="begin"/>
           </w:r>
           <w:r>
-            <w:instrText xml:space="preserve"> HYPERLINK \l _Toc12521 </w:instrText>
+            <w:instrText xml:space="preserve"> HYPERLINK \l _Toc25196 </w:instrText>
           </w:r>
           <w:r>
             <w:fldChar w:fldCharType="separate"/>
@@ -464,7 +464,7 @@
             <w:fldChar w:fldCharType="begin"/>
           </w:r>
           <w:r>
-            <w:instrText xml:space="preserve"> PAGEREF _Toc12521 \h </w:instrText>
+            <w:instrText xml:space="preserve"> PAGEREF _Toc25196 \h </w:instrText>
           </w:r>
           <w:r>
             <w:fldChar w:fldCharType="separate"/>
@@ -490,7 +490,7 @@
             <w:fldChar w:fldCharType="begin"/>
           </w:r>
           <w:r>
-            <w:instrText xml:space="preserve"> HYPERLINK \l _Toc1696 </w:instrText>
+            <w:instrText xml:space="preserve"> HYPERLINK \l _Toc24824 </w:instrText>
           </w:r>
           <w:r>
             <w:fldChar w:fldCharType="separate"/>
@@ -505,7 +505,7 @@
             <w:fldChar w:fldCharType="begin"/>
           </w:r>
           <w:r>
-            <w:instrText xml:space="preserve"> PAGEREF _Toc1696 \h </w:instrText>
+            <w:instrText xml:space="preserve"> PAGEREF _Toc24824 \h </w:instrText>
           </w:r>
           <w:r>
             <w:fldChar w:fldCharType="separate"/>
@@ -531,7 +531,7 @@
             <w:fldChar w:fldCharType="begin"/>
           </w:r>
           <w:r>
-            <w:instrText xml:space="preserve"> HYPERLINK \l _Toc4555 </w:instrText>
+            <w:instrText xml:space="preserve"> HYPERLINK \l _Toc25933 </w:instrText>
           </w:r>
           <w:r>
             <w:fldChar w:fldCharType="separate"/>
@@ -546,7 +546,7 @@
             <w:fldChar w:fldCharType="begin"/>
           </w:r>
           <w:r>
-            <w:instrText xml:space="preserve"> PAGEREF _Toc4555 \h </w:instrText>
+            <w:instrText xml:space="preserve"> PAGEREF _Toc25933 \h </w:instrText>
           </w:r>
           <w:r>
             <w:fldChar w:fldCharType="separate"/>
@@ -572,7 +572,7 @@
             <w:fldChar w:fldCharType="begin"/>
           </w:r>
           <w:r>
-            <w:instrText xml:space="preserve"> HYPERLINK \l _Toc10950 </w:instrText>
+            <w:instrText xml:space="preserve"> HYPERLINK \l _Toc15123 </w:instrText>
           </w:r>
           <w:r>
             <w:fldChar w:fldCharType="separate"/>
@@ -587,13 +587,13 @@
             <w:fldChar w:fldCharType="begin"/>
           </w:r>
           <w:r>
-            <w:instrText xml:space="preserve"> PAGEREF _Toc10950 \h </w:instrText>
+            <w:instrText xml:space="preserve"> PAGEREF _Toc15123 \h </w:instrText>
           </w:r>
           <w:r>
             <w:fldChar w:fldCharType="separate"/>
           </w:r>
           <w:r>
-            <w:t>17</w:t>
+            <w:t>18</w:t>
           </w:r>
           <w:r>
             <w:fldChar w:fldCharType="end"/>
@@ -613,7 +613,7 @@
             <w:fldChar w:fldCharType="begin"/>
           </w:r>
           <w:r>
-            <w:instrText xml:space="preserve"> HYPERLINK \l _Toc21007 </w:instrText>
+            <w:instrText xml:space="preserve"> HYPERLINK \l _Toc10593 </w:instrText>
           </w:r>
           <w:r>
             <w:fldChar w:fldCharType="separate"/>
@@ -628,7 +628,7 @@
             <w:fldChar w:fldCharType="begin"/>
           </w:r>
           <w:r>
-            <w:instrText xml:space="preserve"> PAGEREF _Toc21007 \h </w:instrText>
+            <w:instrText xml:space="preserve"> PAGEREF _Toc10593 \h </w:instrText>
           </w:r>
           <w:r>
             <w:fldChar w:fldCharType="separate"/>
@@ -654,7 +654,7 @@
             <w:fldChar w:fldCharType="begin"/>
           </w:r>
           <w:r>
-            <w:instrText xml:space="preserve"> HYPERLINK \l _Toc24694 </w:instrText>
+            <w:instrText xml:space="preserve"> HYPERLINK \l _Toc1989 </w:instrText>
           </w:r>
           <w:r>
             <w:fldChar w:fldCharType="separate"/>
@@ -669,13 +669,13 @@
             <w:fldChar w:fldCharType="begin"/>
           </w:r>
           <w:r>
-            <w:instrText xml:space="preserve"> PAGEREF _Toc24694 \h </w:instrText>
+            <w:instrText xml:space="preserve"> PAGEREF _Toc1989 \h </w:instrText>
           </w:r>
           <w:r>
             <w:fldChar w:fldCharType="separate"/>
           </w:r>
           <w:r>
-            <w:t>19</w:t>
+            <w:t>20</w:t>
           </w:r>
           <w:r>
             <w:fldChar w:fldCharType="end"/>
@@ -695,7 +695,7 @@
             <w:fldChar w:fldCharType="begin"/>
           </w:r>
           <w:r>
-            <w:instrText xml:space="preserve"> HYPERLINK \l _Toc22444 </w:instrText>
+            <w:instrText xml:space="preserve"> HYPERLINK \l _Toc18460 </w:instrText>
           </w:r>
           <w:r>
             <w:fldChar w:fldCharType="separate"/>
@@ -710,7 +710,7 @@
             <w:fldChar w:fldCharType="begin"/>
           </w:r>
           <w:r>
-            <w:instrText xml:space="preserve"> PAGEREF _Toc22444 \h </w:instrText>
+            <w:instrText xml:space="preserve"> PAGEREF _Toc18460 \h </w:instrText>
           </w:r>
           <w:r>
             <w:fldChar w:fldCharType="separate"/>
@@ -736,7 +736,7 @@
             <w:fldChar w:fldCharType="begin"/>
           </w:r>
           <w:r>
-            <w:instrText xml:space="preserve"> HYPERLINK \l _Toc15675 </w:instrText>
+            <w:instrText xml:space="preserve"> HYPERLINK \l _Toc11838 </w:instrText>
           </w:r>
           <w:r>
             <w:fldChar w:fldCharType="separate"/>
@@ -751,7 +751,7 @@
             <w:fldChar w:fldCharType="begin"/>
           </w:r>
           <w:r>
-            <w:instrText xml:space="preserve"> PAGEREF _Toc15675 \h </w:instrText>
+            <w:instrText xml:space="preserve"> PAGEREF _Toc11838 \h </w:instrText>
           </w:r>
           <w:r>
             <w:fldChar w:fldCharType="separate"/>
@@ -778,7 +778,7 @@
             <w:fldChar w:fldCharType="begin"/>
           </w:r>
           <w:r>
-            <w:instrText xml:space="preserve"> HYPERLINK \l _Toc21415 </w:instrText>
+            <w:instrText xml:space="preserve"> HYPERLINK \l _Toc6480 </w:instrText>
           </w:r>
           <w:r>
             <w:fldChar w:fldCharType="separate"/>
@@ -793,7 +793,7 @@
             <w:fldChar w:fldCharType="begin"/>
           </w:r>
           <w:r>
-            <w:instrText xml:space="preserve"> PAGEREF _Toc21415 \h </w:instrText>
+            <w:instrText xml:space="preserve"> PAGEREF _Toc6480 \h </w:instrText>
           </w:r>
           <w:r>
             <w:fldChar w:fldCharType="separate"/>
@@ -819,7 +819,7 @@
             <w:fldChar w:fldCharType="begin"/>
           </w:r>
           <w:r>
-            <w:instrText xml:space="preserve"> HYPERLINK \l _Toc266 </w:instrText>
+            <w:instrText xml:space="preserve"> HYPERLINK \l _Toc1762 </w:instrText>
           </w:r>
           <w:r>
             <w:fldChar w:fldCharType="separate"/>
@@ -834,7 +834,7 @@
             <w:fldChar w:fldCharType="begin"/>
           </w:r>
           <w:r>
-            <w:instrText xml:space="preserve"> PAGEREF _Toc266 \h </w:instrText>
+            <w:instrText xml:space="preserve"> PAGEREF _Toc1762 \h </w:instrText>
           </w:r>
           <w:r>
             <w:fldChar w:fldCharType="separate"/>
@@ -860,7 +860,7 @@
             <w:fldChar w:fldCharType="begin"/>
           </w:r>
           <w:r>
-            <w:instrText xml:space="preserve"> HYPERLINK \l _Toc5406 </w:instrText>
+            <w:instrText xml:space="preserve"> HYPERLINK \l _Toc23621 </w:instrText>
           </w:r>
           <w:r>
             <w:fldChar w:fldCharType="separate"/>
@@ -875,7 +875,7 @@
             <w:fldChar w:fldCharType="begin"/>
           </w:r>
           <w:r>
-            <w:instrText xml:space="preserve"> PAGEREF _Toc5406 \h </w:instrText>
+            <w:instrText xml:space="preserve"> PAGEREF _Toc23621 \h </w:instrText>
           </w:r>
           <w:r>
             <w:fldChar w:fldCharType="separate"/>
@@ -901,7 +901,7 @@
             <w:fldChar w:fldCharType="begin"/>
           </w:r>
           <w:r>
-            <w:instrText xml:space="preserve"> HYPERLINK \l _Toc31125 </w:instrText>
+            <w:instrText xml:space="preserve"> HYPERLINK \l _Toc17028 </w:instrText>
           </w:r>
           <w:r>
             <w:fldChar w:fldCharType="separate"/>
@@ -916,7 +916,7 @@
             <w:fldChar w:fldCharType="begin"/>
           </w:r>
           <w:r>
-            <w:instrText xml:space="preserve"> PAGEREF _Toc31125 \h </w:instrText>
+            <w:instrText xml:space="preserve"> PAGEREF _Toc17028 \h </w:instrText>
           </w:r>
           <w:r>
             <w:fldChar w:fldCharType="separate"/>
@@ -942,7 +942,7 @@
             <w:fldChar w:fldCharType="begin"/>
           </w:r>
           <w:r>
-            <w:instrText xml:space="preserve"> HYPERLINK \l _Toc18884 </w:instrText>
+            <w:instrText xml:space="preserve"> HYPERLINK \l _Toc23171 </w:instrText>
           </w:r>
           <w:r>
             <w:fldChar w:fldCharType="separate"/>
@@ -957,7 +957,7 @@
             <w:fldChar w:fldCharType="begin"/>
           </w:r>
           <w:r>
-            <w:instrText xml:space="preserve"> PAGEREF _Toc18884 \h </w:instrText>
+            <w:instrText xml:space="preserve"> PAGEREF _Toc23171 \h </w:instrText>
           </w:r>
           <w:r>
             <w:fldChar w:fldCharType="separate"/>
@@ -983,7 +983,7 @@
             <w:fldChar w:fldCharType="begin"/>
           </w:r>
           <w:r>
-            <w:instrText xml:space="preserve"> HYPERLINK \l _Toc366 </w:instrText>
+            <w:instrText xml:space="preserve"> HYPERLINK \l _Toc30851 </w:instrText>
           </w:r>
           <w:r>
             <w:fldChar w:fldCharType="separate"/>
@@ -998,7 +998,7 @@
             <w:fldChar w:fldCharType="begin"/>
           </w:r>
           <w:r>
-            <w:instrText xml:space="preserve"> PAGEREF _Toc366 \h </w:instrText>
+            <w:instrText xml:space="preserve"> PAGEREF _Toc30851 \h </w:instrText>
           </w:r>
           <w:r>
             <w:fldChar w:fldCharType="separate"/>
@@ -1024,7 +1024,7 @@
             <w:fldChar w:fldCharType="begin"/>
           </w:r>
           <w:r>
-            <w:instrText xml:space="preserve"> HYPERLINK \l _Toc16128 </w:instrText>
+            <w:instrText xml:space="preserve"> HYPERLINK \l _Toc23036 </w:instrText>
           </w:r>
           <w:r>
             <w:fldChar w:fldCharType="separate"/>
@@ -1039,7 +1039,7 @@
             <w:fldChar w:fldCharType="begin"/>
           </w:r>
           <w:r>
-            <w:instrText xml:space="preserve"> PAGEREF _Toc16128 \h </w:instrText>
+            <w:instrText xml:space="preserve"> PAGEREF _Toc23036 \h </w:instrText>
           </w:r>
           <w:r>
             <w:fldChar w:fldCharType="separate"/>
@@ -1065,7 +1065,7 @@
             <w:fldChar w:fldCharType="begin"/>
           </w:r>
           <w:r>
-            <w:instrText xml:space="preserve"> HYPERLINK \l _Toc268 </w:instrText>
+            <w:instrText xml:space="preserve"> HYPERLINK \l _Toc31443 </w:instrText>
           </w:r>
           <w:r>
             <w:fldChar w:fldCharType="separate"/>
@@ -1080,7 +1080,7 @@
             <w:fldChar w:fldCharType="begin"/>
           </w:r>
           <w:r>
-            <w:instrText xml:space="preserve"> PAGEREF _Toc268 \h </w:instrText>
+            <w:instrText xml:space="preserve"> PAGEREF _Toc31443 \h </w:instrText>
           </w:r>
           <w:r>
             <w:fldChar w:fldCharType="separate"/>
@@ -1106,7 +1106,7 @@
             <w:fldChar w:fldCharType="begin"/>
           </w:r>
           <w:r>
-            <w:instrText xml:space="preserve"> HYPERLINK \l _Toc4435 </w:instrText>
+            <w:instrText xml:space="preserve"> HYPERLINK \l _Toc8571 </w:instrText>
           </w:r>
           <w:r>
             <w:fldChar w:fldCharType="separate"/>
@@ -1121,7 +1121,7 @@
             <w:fldChar w:fldCharType="begin"/>
           </w:r>
           <w:r>
-            <w:instrText xml:space="preserve"> PAGEREF _Toc4435 \h </w:instrText>
+            <w:instrText xml:space="preserve"> PAGEREF _Toc8571 \h </w:instrText>
           </w:r>
           <w:r>
             <w:fldChar w:fldCharType="separate"/>
@@ -1147,7 +1147,7 @@
             <w:fldChar w:fldCharType="begin"/>
           </w:r>
           <w:r>
-            <w:instrText xml:space="preserve"> HYPERLINK \l _Toc18735 </w:instrText>
+            <w:instrText xml:space="preserve"> HYPERLINK \l _Toc18223 </w:instrText>
           </w:r>
           <w:r>
             <w:fldChar w:fldCharType="separate"/>
@@ -1162,7 +1162,7 @@
             <w:fldChar w:fldCharType="begin"/>
           </w:r>
           <w:r>
-            <w:instrText xml:space="preserve"> PAGEREF _Toc18735 \h </w:instrText>
+            <w:instrText xml:space="preserve"> PAGEREF _Toc18223 \h </w:instrText>
           </w:r>
           <w:r>
             <w:fldChar w:fldCharType="separate"/>
@@ -1188,7 +1188,7 @@
             <w:fldChar w:fldCharType="begin"/>
           </w:r>
           <w:r>
-            <w:instrText xml:space="preserve"> HYPERLINK \l _Toc25526 </w:instrText>
+            <w:instrText xml:space="preserve"> HYPERLINK \l _Toc10619 </w:instrText>
           </w:r>
           <w:r>
             <w:fldChar w:fldCharType="separate"/>
@@ -1203,7 +1203,7 @@
             <w:fldChar w:fldCharType="begin"/>
           </w:r>
           <w:r>
-            <w:instrText xml:space="preserve"> PAGEREF _Toc25526 \h </w:instrText>
+            <w:instrText xml:space="preserve"> PAGEREF _Toc10619 \h </w:instrText>
           </w:r>
           <w:r>
             <w:fldChar w:fldCharType="separate"/>
@@ -1230,7 +1230,7 @@
             <w:fldChar w:fldCharType="begin"/>
           </w:r>
           <w:r>
-            <w:instrText xml:space="preserve"> HYPERLINK \l _Toc6460 </w:instrText>
+            <w:instrText xml:space="preserve"> HYPERLINK \l _Toc26383 </w:instrText>
           </w:r>
           <w:r>
             <w:fldChar w:fldCharType="separate"/>
@@ -1245,7 +1245,7 @@
             <w:fldChar w:fldCharType="begin"/>
           </w:r>
           <w:r>
-            <w:instrText xml:space="preserve"> PAGEREF _Toc6460 \h </w:instrText>
+            <w:instrText xml:space="preserve"> PAGEREF _Toc26383 \h </w:instrText>
           </w:r>
           <w:r>
             <w:fldChar w:fldCharType="separate"/>
@@ -1272,7 +1272,7 @@
             <w:fldChar w:fldCharType="begin"/>
           </w:r>
           <w:r>
-            <w:instrText xml:space="preserve"> HYPERLINK \l _Toc18184 </w:instrText>
+            <w:instrText xml:space="preserve"> HYPERLINK \l _Toc9433 </w:instrText>
           </w:r>
           <w:r>
             <w:fldChar w:fldCharType="separate"/>
@@ -1287,13 +1287,13 @@
             <w:fldChar w:fldCharType="begin"/>
           </w:r>
           <w:r>
-            <w:instrText xml:space="preserve"> PAGEREF _Toc18184 \h </w:instrText>
+            <w:instrText xml:space="preserve"> PAGEREF _Toc9433 \h </w:instrText>
           </w:r>
           <w:r>
             <w:fldChar w:fldCharType="separate"/>
           </w:r>
           <w:r>
-            <w:t>32</w:t>
+            <w:t>33</w:t>
           </w:r>
           <w:r>
             <w:fldChar w:fldCharType="end"/>
@@ -1314,7 +1314,7 @@
             <w:fldChar w:fldCharType="begin"/>
           </w:r>
           <w:r>
-            <w:instrText xml:space="preserve"> HYPERLINK \l _Toc31101 </w:instrText>
+            <w:instrText xml:space="preserve"> HYPERLINK \l _Toc23574 </w:instrText>
           </w:r>
           <w:r>
             <w:fldChar w:fldCharType="separate"/>
@@ -1329,7 +1329,7 @@
             <w:fldChar w:fldCharType="begin"/>
           </w:r>
           <w:r>
-            <w:instrText xml:space="preserve"> PAGEREF _Toc31101 \h </w:instrText>
+            <w:instrText xml:space="preserve"> PAGEREF _Toc23574 \h </w:instrText>
           </w:r>
           <w:r>
             <w:fldChar w:fldCharType="separate"/>
@@ -1356,7 +1356,7 @@
             <w:fldChar w:fldCharType="begin"/>
           </w:r>
           <w:r>
-            <w:instrText xml:space="preserve"> HYPERLINK \l _Toc31172 </w:instrText>
+            <w:instrText xml:space="preserve"> HYPERLINK \l _Toc10241 </w:instrText>
           </w:r>
           <w:r>
             <w:fldChar w:fldCharType="separate"/>
@@ -1371,7 +1371,7 @@
             <w:fldChar w:fldCharType="begin"/>
           </w:r>
           <w:r>
-            <w:instrText xml:space="preserve"> PAGEREF _Toc31172 \h </w:instrText>
+            <w:instrText xml:space="preserve"> PAGEREF _Toc10241 \h </w:instrText>
           </w:r>
           <w:r>
             <w:fldChar w:fldCharType="separate"/>
@@ -1398,7 +1398,7 @@
             <w:fldChar w:fldCharType="begin"/>
           </w:r>
           <w:r>
-            <w:instrText xml:space="preserve"> HYPERLINK \l _Toc4208 </w:instrText>
+            <w:instrText xml:space="preserve"> HYPERLINK \l _Toc25866 </w:instrText>
           </w:r>
           <w:r>
             <w:fldChar w:fldCharType="separate"/>
@@ -1413,7 +1413,7 @@
             <w:fldChar w:fldCharType="begin"/>
           </w:r>
           <w:r>
-            <w:instrText xml:space="preserve"> PAGEREF _Toc4208 \h </w:instrText>
+            <w:instrText xml:space="preserve"> PAGEREF _Toc25866 \h </w:instrText>
           </w:r>
           <w:r>
             <w:fldChar w:fldCharType="separate"/>
@@ -1440,7 +1440,7 @@
             <w:fldChar w:fldCharType="begin"/>
           </w:r>
           <w:r>
-            <w:instrText xml:space="preserve"> HYPERLINK \l _Toc10904 </w:instrText>
+            <w:instrText xml:space="preserve"> HYPERLINK \l _Toc10879 </w:instrText>
           </w:r>
           <w:r>
             <w:fldChar w:fldCharType="separate"/>
@@ -1455,7 +1455,7 @@
             <w:fldChar w:fldCharType="begin"/>
           </w:r>
           <w:r>
-            <w:instrText xml:space="preserve"> PAGEREF _Toc10904 \h </w:instrText>
+            <w:instrText xml:space="preserve"> PAGEREF _Toc10879 \h </w:instrText>
           </w:r>
           <w:r>
             <w:fldChar w:fldCharType="separate"/>
@@ -1525,7 +1525,7 @@
         <w:fldChar w:fldCharType="begin"/>
       </w:r>
       <w:r>
-        <w:instrText xml:space="preserve"> HYPERLINK \l _Toc31899 </w:instrText>
+        <w:instrText xml:space="preserve"> HYPERLINK \l _Toc15899 </w:instrText>
       </w:r>
       <w:r>
         <w:fldChar w:fldCharType="separate"/>
@@ -1540,7 +1540,7 @@
         <w:fldChar w:fldCharType="begin"/>
       </w:r>
       <w:r>
-        <w:instrText xml:space="preserve"> PAGEREF _Toc31899 \h </w:instrText>
+        <w:instrText xml:space="preserve"> PAGEREF _Toc15899 \h </w:instrText>
       </w:r>
       <w:r>
         <w:fldChar w:fldCharType="separate"/>
@@ -1566,7 +1566,7 @@
         <w:fldChar w:fldCharType="begin"/>
       </w:r>
       <w:r>
-        <w:instrText xml:space="preserve"> HYPERLINK \l _Toc16937 </w:instrText>
+        <w:instrText xml:space="preserve"> HYPERLINK \l _Toc28658 </w:instrText>
       </w:r>
       <w:r>
         <w:fldChar w:fldCharType="separate"/>
@@ -1581,7 +1581,7 @@
         <w:fldChar w:fldCharType="begin"/>
       </w:r>
       <w:r>
-        <w:instrText xml:space="preserve"> PAGEREF _Toc16937 \h </w:instrText>
+        <w:instrText xml:space="preserve"> PAGEREF _Toc28658 \h </w:instrText>
       </w:r>
       <w:r>
         <w:fldChar w:fldCharType="separate"/>
@@ -1607,7 +1607,7 @@
         <w:fldChar w:fldCharType="begin"/>
       </w:r>
       <w:r>
-        <w:instrText xml:space="preserve"> HYPERLINK \l _Toc19378 </w:instrText>
+        <w:instrText xml:space="preserve"> HYPERLINK \l _Toc11042 </w:instrText>
       </w:r>
       <w:r>
         <w:fldChar w:fldCharType="separate"/>
@@ -1622,7 +1622,7 @@
         <w:fldChar w:fldCharType="begin"/>
       </w:r>
       <w:r>
-        <w:instrText xml:space="preserve"> PAGEREF _Toc19378 \h </w:instrText>
+        <w:instrText xml:space="preserve"> PAGEREF _Toc11042 \h </w:instrText>
       </w:r>
       <w:r>
         <w:fldChar w:fldCharType="separate"/>
@@ -1648,7 +1648,7 @@
         <w:fldChar w:fldCharType="begin"/>
       </w:r>
       <w:r>
-        <w:instrText xml:space="preserve"> HYPERLINK \l _Toc20998 </w:instrText>
+        <w:instrText xml:space="preserve"> HYPERLINK \l _Toc29186 </w:instrText>
       </w:r>
       <w:r>
         <w:fldChar w:fldCharType="separate"/>
@@ -1663,7 +1663,7 @@
         <w:fldChar w:fldCharType="begin"/>
       </w:r>
       <w:r>
-        <w:instrText xml:space="preserve"> PAGEREF _Toc20998 \h </w:instrText>
+        <w:instrText xml:space="preserve"> PAGEREF _Toc29186 \h </w:instrText>
       </w:r>
       <w:r>
         <w:fldChar w:fldCharType="separate"/>
@@ -1689,7 +1689,7 @@
         <w:fldChar w:fldCharType="begin"/>
       </w:r>
       <w:r>
-        <w:instrText xml:space="preserve"> HYPERLINK \l _Toc32729 </w:instrText>
+        <w:instrText xml:space="preserve"> HYPERLINK \l _Toc10757 </w:instrText>
       </w:r>
       <w:r>
         <w:fldChar w:fldCharType="separate"/>
@@ -1704,7 +1704,7 @@
         <w:fldChar w:fldCharType="begin"/>
       </w:r>
       <w:r>
-        <w:instrText xml:space="preserve"> PAGEREF _Toc32729 \h </w:instrText>
+        <w:instrText xml:space="preserve"> PAGEREF _Toc10757 \h </w:instrText>
       </w:r>
       <w:r>
         <w:fldChar w:fldCharType="separate"/>
@@ -1730,7 +1730,7 @@
         <w:fldChar w:fldCharType="begin"/>
       </w:r>
       <w:r>
-        <w:instrText xml:space="preserve"> HYPERLINK \l _Toc31896 </w:instrText>
+        <w:instrText xml:space="preserve"> HYPERLINK \l _Toc22446 </w:instrText>
       </w:r>
       <w:r>
         <w:fldChar w:fldCharType="separate"/>
@@ -1745,7 +1745,7 @@
         <w:fldChar w:fldCharType="begin"/>
       </w:r>
       <w:r>
-        <w:instrText xml:space="preserve"> PAGEREF _Toc31896 \h </w:instrText>
+        <w:instrText xml:space="preserve"> PAGEREF _Toc22446 \h </w:instrText>
       </w:r>
       <w:r>
         <w:fldChar w:fldCharType="separate"/>
@@ -1814,7 +1814,7 @@
         <w:fldChar w:fldCharType="begin"/>
       </w:r>
       <w:r>
-        <w:instrText xml:space="preserve"> HYPERLINK \l _Toc10955 </w:instrText>
+        <w:instrText xml:space="preserve"> HYPERLINK \l _Toc21320 </w:instrText>
       </w:r>
       <w:r>
         <w:fldChar w:fldCharType="separate"/>
@@ -1829,7 +1829,7 @@
         <w:fldChar w:fldCharType="begin"/>
       </w:r>
       <w:r>
-        <w:instrText xml:space="preserve"> PAGEREF _Toc10955 \h </w:instrText>
+        <w:instrText xml:space="preserve"> PAGEREF _Toc21320 \h </w:instrText>
       </w:r>
       <w:r>
         <w:fldChar w:fldCharType="separate"/>
@@ -1855,7 +1855,7 @@
         <w:fldChar w:fldCharType="begin"/>
       </w:r>
       <w:r>
-        <w:instrText xml:space="preserve"> HYPERLINK \l _Toc7826 </w:instrText>
+        <w:instrText xml:space="preserve"> HYPERLINK \l _Toc1090 </w:instrText>
       </w:r>
       <w:r>
         <w:fldChar w:fldCharType="separate"/>
@@ -1870,7 +1870,7 @@
         <w:fldChar w:fldCharType="begin"/>
       </w:r>
       <w:r>
-        <w:instrText xml:space="preserve"> PAGEREF _Toc7826 \h </w:instrText>
+        <w:instrText xml:space="preserve"> PAGEREF _Toc1090 \h </w:instrText>
       </w:r>
       <w:r>
         <w:fldChar w:fldCharType="separate"/>
@@ -1896,7 +1896,7 @@
         <w:fldChar w:fldCharType="begin"/>
       </w:r>
       <w:r>
-        <w:instrText xml:space="preserve"> HYPERLINK \l _Toc13570 </w:instrText>
+        <w:instrText xml:space="preserve"> HYPERLINK \l _Toc24653 </w:instrText>
       </w:r>
       <w:r>
         <w:fldChar w:fldCharType="separate"/>
@@ -1911,13 +1911,13 @@
         <w:fldChar w:fldCharType="begin"/>
       </w:r>
       <w:r>
-        <w:instrText xml:space="preserve"> PAGEREF _Toc13570 \h </w:instrText>
+        <w:instrText xml:space="preserve"> PAGEREF _Toc24653 \h </w:instrText>
       </w:r>
       <w:r>
         <w:fldChar w:fldCharType="separate"/>
       </w:r>
       <w:r>
-        <w:t>10</w:t>
+        <w:t>11</w:t>
       </w:r>
       <w:r>
         <w:fldChar w:fldCharType="end"/>
@@ -1937,7 +1937,7 @@
         <w:fldChar w:fldCharType="begin"/>
       </w:r>
       <w:r>
-        <w:instrText xml:space="preserve"> HYPERLINK \l _Toc15211 </w:instrText>
+        <w:instrText xml:space="preserve"> HYPERLINK \l _Toc5314 </w:instrText>
       </w:r>
       <w:r>
         <w:fldChar w:fldCharType="separate"/>
@@ -1952,7 +1952,7 @@
         <w:fldChar w:fldCharType="begin"/>
       </w:r>
       <w:r>
-        <w:instrText xml:space="preserve"> PAGEREF _Toc15211 \h </w:instrText>
+        <w:instrText xml:space="preserve"> PAGEREF _Toc5314 \h </w:instrText>
       </w:r>
       <w:r>
         <w:fldChar w:fldCharType="separate"/>
@@ -1978,7 +1978,7 @@
         <w:fldChar w:fldCharType="begin"/>
       </w:r>
       <w:r>
-        <w:instrText xml:space="preserve"> HYPERLINK \l _Toc19919 </w:instrText>
+        <w:instrText xml:space="preserve"> HYPERLINK \l _Toc13267 </w:instrText>
       </w:r>
       <w:r>
         <w:fldChar w:fldCharType="separate"/>
@@ -1993,7 +1993,7 @@
         <w:fldChar w:fldCharType="begin"/>
       </w:r>
       <w:r>
-        <w:instrText xml:space="preserve"> PAGEREF _Toc19919 \h </w:instrText>
+        <w:instrText xml:space="preserve"> PAGEREF _Toc13267 \h </w:instrText>
       </w:r>
       <w:r>
         <w:fldChar w:fldCharType="separate"/>
@@ -2019,7 +2019,7 @@
         <w:fldChar w:fldCharType="begin"/>
       </w:r>
       <w:r>
-        <w:instrText xml:space="preserve"> HYPERLINK \l _Toc3601 </w:instrText>
+        <w:instrText xml:space="preserve"> HYPERLINK \l _Toc19595 </w:instrText>
       </w:r>
       <w:r>
         <w:fldChar w:fldCharType="separate"/>
@@ -2034,7 +2034,7 @@
         <w:fldChar w:fldCharType="begin"/>
       </w:r>
       <w:r>
-        <w:instrText xml:space="preserve"> PAGEREF _Toc3601 \h </w:instrText>
+        <w:instrText xml:space="preserve"> PAGEREF _Toc19595 \h </w:instrText>
       </w:r>
       <w:r>
         <w:fldChar w:fldCharType="separate"/>
@@ -2060,7 +2060,7 @@
         <w:fldChar w:fldCharType="begin"/>
       </w:r>
       <w:r>
-        <w:instrText xml:space="preserve"> HYPERLINK \l _Toc8617 </w:instrText>
+        <w:instrText xml:space="preserve"> HYPERLINK \l _Toc19388 </w:instrText>
       </w:r>
       <w:r>
         <w:fldChar w:fldCharType="separate"/>
@@ -2075,7 +2075,7 @@
         <w:fldChar w:fldCharType="begin"/>
       </w:r>
       <w:r>
-        <w:instrText xml:space="preserve"> PAGEREF _Toc8617 \h </w:instrText>
+        <w:instrText xml:space="preserve"> PAGEREF _Toc19388 \h </w:instrText>
       </w:r>
       <w:r>
         <w:fldChar w:fldCharType="separate"/>
@@ -2101,7 +2101,7 @@
         <w:fldChar w:fldCharType="begin"/>
       </w:r>
       <w:r>
-        <w:instrText xml:space="preserve"> HYPERLINK \l _Toc4572 </w:instrText>
+        <w:instrText xml:space="preserve"> HYPERLINK \l _Toc13624 </w:instrText>
       </w:r>
       <w:r>
         <w:fldChar w:fldCharType="separate"/>
@@ -2116,7 +2116,7 @@
         <w:fldChar w:fldCharType="begin"/>
       </w:r>
       <w:r>
-        <w:instrText xml:space="preserve"> PAGEREF _Toc4572 \h </w:instrText>
+        <w:instrText xml:space="preserve"> PAGEREF _Toc13624 \h </w:instrText>
       </w:r>
       <w:r>
         <w:fldChar w:fldCharType="separate"/>
@@ -2142,7 +2142,7 @@
         <w:fldChar w:fldCharType="begin"/>
       </w:r>
       <w:r>
-        <w:instrText xml:space="preserve"> HYPERLINK \l _Toc19142 </w:instrText>
+        <w:instrText xml:space="preserve"> HYPERLINK \l _Toc19 </w:instrText>
       </w:r>
       <w:r>
         <w:fldChar w:fldCharType="separate"/>
@@ -2157,7 +2157,7 @@
         <w:fldChar w:fldCharType="begin"/>
       </w:r>
       <w:r>
-        <w:instrText xml:space="preserve"> PAGEREF _Toc19142 \h </w:instrText>
+        <w:instrText xml:space="preserve"> PAGEREF _Toc19 \h </w:instrText>
       </w:r>
       <w:r>
         <w:fldChar w:fldCharType="separate"/>
@@ -2183,7 +2183,7 @@
         <w:fldChar w:fldCharType="begin"/>
       </w:r>
       <w:r>
-        <w:instrText xml:space="preserve"> HYPERLINK \l _Toc6080 </w:instrText>
+        <w:instrText xml:space="preserve"> HYPERLINK \l _Toc30147 </w:instrText>
       </w:r>
       <w:r>
         <w:fldChar w:fldCharType="separate"/>
@@ -2198,7 +2198,7 @@
         <w:fldChar w:fldCharType="begin"/>
       </w:r>
       <w:r>
-        <w:instrText xml:space="preserve"> PAGEREF _Toc6080 \h </w:instrText>
+        <w:instrText xml:space="preserve"> PAGEREF _Toc30147 \h </w:instrText>
       </w:r>
       <w:r>
         <w:fldChar w:fldCharType="separate"/>
@@ -2224,7 +2224,7 @@
         <w:fldChar w:fldCharType="begin"/>
       </w:r>
       <w:r>
-        <w:instrText xml:space="preserve"> HYPERLINK \l _Toc12264 </w:instrText>
+        <w:instrText xml:space="preserve"> HYPERLINK \l _Toc13133 </w:instrText>
       </w:r>
       <w:r>
         <w:fldChar w:fldCharType="separate"/>
@@ -2239,13 +2239,13 @@
         <w:fldChar w:fldCharType="begin"/>
       </w:r>
       <w:r>
-        <w:instrText xml:space="preserve"> PAGEREF _Toc12264 \h </w:instrText>
+        <w:instrText xml:space="preserve"> PAGEREF _Toc13133 \h </w:instrText>
       </w:r>
       <w:r>
         <w:fldChar w:fldCharType="separate"/>
       </w:r>
       <w:r>
-        <w:t>17</w:t>
+        <w:t>18</w:t>
       </w:r>
       <w:r>
         <w:fldChar w:fldCharType="end"/>
@@ -2265,7 +2265,7 @@
         <w:fldChar w:fldCharType="begin"/>
       </w:r>
       <w:r>
-        <w:instrText xml:space="preserve"> HYPERLINK \l _Toc15304 </w:instrText>
+        <w:instrText xml:space="preserve"> HYPERLINK \l _Toc9452 </w:instrText>
       </w:r>
       <w:r>
         <w:fldChar w:fldCharType="separate"/>
@@ -2280,13 +2280,13 @@
         <w:fldChar w:fldCharType="begin"/>
       </w:r>
       <w:r>
-        <w:instrText xml:space="preserve"> PAGEREF _Toc15304 \h </w:instrText>
+        <w:instrText xml:space="preserve"> PAGEREF _Toc9452 \h </w:instrText>
       </w:r>
       <w:r>
         <w:fldChar w:fldCharType="separate"/>
       </w:r>
       <w:r>
-        <w:t>18</w:t>
+        <w:t>19</w:t>
       </w:r>
       <w:r>
         <w:fldChar w:fldCharType="end"/>
@@ -2306,7 +2306,7 @@
         <w:fldChar w:fldCharType="begin"/>
       </w:r>
       <w:r>
-        <w:instrText xml:space="preserve"> HYPERLINK \l _Toc17786 </w:instrText>
+        <w:instrText xml:space="preserve"> HYPERLINK \l _Toc22479 </w:instrText>
       </w:r>
       <w:r>
         <w:fldChar w:fldCharType="separate"/>
@@ -2321,13 +2321,13 @@
         <w:fldChar w:fldCharType="begin"/>
       </w:r>
       <w:r>
-        <w:instrText xml:space="preserve"> PAGEREF _Toc17786 \h </w:instrText>
+        <w:instrText xml:space="preserve"> PAGEREF _Toc22479 \h </w:instrText>
       </w:r>
       <w:r>
         <w:fldChar w:fldCharType="separate"/>
       </w:r>
       <w:r>
-        <w:t>19</w:t>
+        <w:t>20</w:t>
       </w:r>
       <w:r>
         <w:fldChar w:fldCharType="end"/>
@@ -2347,7 +2347,7 @@
         <w:fldChar w:fldCharType="begin"/>
       </w:r>
       <w:r>
-        <w:instrText xml:space="preserve"> HYPERLINK \l _Toc20159 </w:instrText>
+        <w:instrText xml:space="preserve"> HYPERLINK \l _Toc6879 </w:instrText>
       </w:r>
       <w:r>
         <w:fldChar w:fldCharType="separate"/>
@@ -2362,7 +2362,7 @@
         <w:fldChar w:fldCharType="begin"/>
       </w:r>
       <w:r>
-        <w:instrText xml:space="preserve"> PAGEREF _Toc20159 \h </w:instrText>
+        <w:instrText xml:space="preserve"> PAGEREF _Toc6879 \h </w:instrText>
       </w:r>
       <w:r>
         <w:fldChar w:fldCharType="separate"/>
@@ -2395,7 +2395,7 @@
       <w:pPr>
         <w:pStyle w:val="2"/>
       </w:pPr>
-      <w:bookmarkStart w:id="0" w:name="_Toc3608"/>
+      <w:bookmarkStart w:id="0" w:name="_Toc16447"/>
       <w:r>
         <w:t>1 APRESENTAÇÃO</w:t>
       </w:r>
@@ -2403,7 +2403,7 @@
     </w:p>
     <w:p>
       <w:r>
-        <w:t>O presente Memorial de Caracterização do Empreendimento (MCE) foi elaborado com a finalidade de compor o processo de licenciamento ambiental referente à ampliação e melhorias do Sistema de Abastecimento de Água (SAA) do município de General Carneiro, Estado do Paraná, sob responsabilidade da Companhia de Saneamento do Paraná (SANEPAR).</w:t>
+        <w:t>O presente Memorial de Caracterização do Empreendimento (MCE) foi elaborado com a finalidade de compor o processo de licenciamento ambiental referente à ampliação e melhorias do Sistema de Abastecimento de Água (SAA) do município de General Carneiro, Estado do Paraná, sob responsabilidade da Companhia de Saneamento do Paraná – Sanepar.</w:t>
       </w:r>
     </w:p>
     <w:p>
@@ -2415,7 +2415,7 @@
       <w:pPr>
         <w:pStyle w:val="2"/>
       </w:pPr>
-      <w:bookmarkStart w:id="1" w:name="_Toc30673"/>
+      <w:bookmarkStart w:id="1" w:name="_Toc27342"/>
       <w:r>
         <w:t>2 IDENTIFICAÇÃO DO EMPREENDIMENTO</w:t>
       </w:r>
@@ -2543,7 +2543,7 @@
       <w:r>
         <w:fldChar w:fldCharType="end"/>
       </w:r>
-      <w:bookmarkStart w:id="2" w:name="_Toc31899"/>
+      <w:bookmarkStart w:id="2" w:name="_Toc15899"/>
       <w:r>
         <w:t>: Relação dos envolvidos no projeto – equipe Sanepar.</w:t>
       </w:r>
@@ -2586,12 +2586,6 @@
             <w:insideH w:val="single" w:color="auto" w:sz="6" w:space="0"/>
             <w:insideV w:val="single" w:color="auto" w:sz="6" w:space="0"/>
           </w:tblBorders>
-          <w:tblCellMar>
-            <w:top w:w="0" w:type="dxa"/>
-            <w:left w:w="108" w:type="dxa"/>
-            <w:bottom w:w="0" w:type="dxa"/>
-            <w:right w:w="108" w:type="dxa"/>
-          </w:tblCellMar>
         </w:tblPrEx>
         <w:trPr>
           <w:cantSplit/>
@@ -3154,7 +3148,7 @@
       <w:pPr>
         <w:pStyle w:val="2"/>
       </w:pPr>
-      <w:bookmarkStart w:id="3" w:name="_Toc1863"/>
+      <w:bookmarkStart w:id="3" w:name="_Toc26349"/>
       <w:r>
         <w:t>3 CARACTERIZAÇÃO DA ÁREA</w:t>
       </w:r>
@@ -3169,7 +3163,7 @@
       <w:pPr>
         <w:pStyle w:val="3"/>
       </w:pPr>
-      <w:bookmarkStart w:id="4" w:name="_Toc1335"/>
+      <w:bookmarkStart w:id="4" w:name="_Toc32155"/>
       <w:r>
         <w:t>3.1 Delimitação e Caracterização da Área de Influência</w:t>
       </w:r>
@@ -3184,7 +3178,7 @@
       <w:pPr>
         <w:pStyle w:val="3"/>
       </w:pPr>
-      <w:bookmarkStart w:id="5" w:name="_Toc4059"/>
+      <w:bookmarkStart w:id="5" w:name="_Toc23845"/>
       <w:r>
         <w:t>3.2 Área Onde será Implantada a Atividade</w:t>
       </w:r>
@@ -3242,7 +3236,7 @@
       <w:r>
         <w:fldChar w:fldCharType="end"/>
       </w:r>
-      <w:bookmarkStart w:id="6" w:name="_Toc16937"/>
+      <w:bookmarkStart w:id="6" w:name="_Toc28658"/>
       <w:r>
         <w:t>: Áreas ocupadas pelas unidades do sistema projetado.</w:t>
       </w:r>
@@ -3551,7 +3545,7 @@
       <w:r>
         <w:fldChar w:fldCharType="end"/>
       </w:r>
-      <w:bookmarkStart w:id="7" w:name="_Toc19378"/>
+      <w:bookmarkStart w:id="7" w:name="_Toc11042"/>
       <w:r>
         <w:t>: Extensão das adutoras do sistema projetado.</w:t>
       </w:r>
@@ -3774,7 +3768,7 @@
       <w:pPr>
         <w:pStyle w:val="3"/>
       </w:pPr>
-      <w:bookmarkStart w:id="8" w:name="_Toc1600"/>
+      <w:bookmarkStart w:id="8" w:name="_Toc17852"/>
       <w:r>
         <w:t>3.3 Coordenadas Geográficas e UTM</w:t>
       </w:r>
@@ -3810,7 +3804,7 @@
       <w:r>
         <w:fldChar w:fldCharType="end"/>
       </w:r>
-      <w:bookmarkStart w:id="9" w:name="_Toc20998"/>
+      <w:bookmarkStart w:id="9" w:name="_Toc29186"/>
       <w:r>
         <w:t>: Coordenadas geográficas e UTM das unidades do empreendimento (SIRGAS 2000).</w:t>
       </w:r>
@@ -4829,7 +4823,7 @@
       <w:r>
         <w:fldChar w:fldCharType="end"/>
       </w:r>
-      <w:bookmarkStart w:id="10" w:name="_Toc10955"/>
+      <w:bookmarkStart w:id="10" w:name="_Toc21320"/>
       <w:r>
         <w:t>: Localização das unidades projetadas.</w:t>
       </w:r>
@@ -4928,7 +4922,7 @@
       <w:r>
         <w:fldChar w:fldCharType="end"/>
       </w:r>
-      <w:bookmarkStart w:id="11" w:name="_Toc7826"/>
+      <w:bookmarkStart w:id="11" w:name="_Toc1090"/>
       <w:r>
         <w:t>: Mapa de localização regional.</w:t>
       </w:r>
@@ -4972,7 +4966,7 @@
       <w:pPr>
         <w:pStyle w:val="3"/>
       </w:pPr>
-      <w:bookmarkStart w:id="12" w:name="_Toc13585"/>
+      <w:bookmarkStart w:id="12" w:name="_Toc24711"/>
       <w:r>
         <w:t>3.4 Alternativa de Acessos ao Empreendimento</w:t>
       </w:r>
@@ -4991,6 +4985,11 @@
     <w:p>
       <w:r>
         <w:t>O município dista aproximadamente 265 km de Curitiba por via rodoviária (OSRM, 2026), sendo servido, na região do empreendimento, pelas rodovias BR-153 e PR-170 (OPENSTREETMAP, 2026).</w:t>
+      </w:r>
+    </w:p>
+    <w:p>
+      <w:r>
+        <w:t>Segundo o Sistema Nacional de Viação (SNV, versão 202607A), mantido pelo Departamento Nacional de Infraestrutura de Transportes, as rodovias federais num raio de aproximadamente 15 km do empreendimento são a BR-153 (pavimentada) e a BR-280 (pavimentada e planejada) (DNIT, 2026).</w:t>
       </w:r>
     </w:p>
     <w:p>
@@ -5102,7 +5101,7 @@
       <w:r>
         <w:fldChar w:fldCharType="end"/>
       </w:r>
-      <w:bookmarkStart w:id="13" w:name="_Toc13570"/>
+      <w:bookmarkStart w:id="13" w:name="_Toc24653"/>
       <w:r>
         <w:t>: Alternativas de acesso às unidades Jangada do Sul - General Carneiro Área do poço e tratamento e Jangada do Sul - General Carneiro Adutora.</w:t>
       </w:r>
@@ -5136,7 +5135,7 @@
       <w:pPr>
         <w:pStyle w:val="3"/>
       </w:pPr>
-      <w:bookmarkStart w:id="14" w:name="_Toc13266"/>
+      <w:bookmarkStart w:id="14" w:name="_Toc5088"/>
       <w:r>
         <w:t>3.5 Caracterização Meio Físico</w:t>
       </w:r>
@@ -5146,7 +5145,7 @@
       <w:pPr>
         <w:pStyle w:val="4"/>
       </w:pPr>
-      <w:bookmarkStart w:id="15" w:name="_Toc4706"/>
+      <w:bookmarkStart w:id="15" w:name="_Toc10836"/>
       <w:r>
         <w:t>3.5.1 Pedologia</w:t>
       </w:r>
@@ -5212,7 +5211,7 @@
       <w:r>
         <w:fldChar w:fldCharType="end"/>
       </w:r>
-      <w:bookmarkStart w:id="16" w:name="_Toc15211"/>
+      <w:bookmarkStart w:id="16" w:name="_Toc5314"/>
       <w:r>
         <w:t>: Mapa de solos da área do empreendimento.</w:t>
       </w:r>
@@ -5324,7 +5323,7 @@
       <w:r>
         <w:fldChar w:fldCharType="end"/>
       </w:r>
-      <w:bookmarkStart w:id="17" w:name="_Toc19919"/>
+      <w:bookmarkStart w:id="17" w:name="_Toc13267"/>
       <w:r>
         <w:t>: Cambissolo Húmico Distrófico Saprolítico.</w:t>
       </w:r>
@@ -5407,7 +5406,7 @@
       <w:r>
         <w:fldChar w:fldCharType="end"/>
       </w:r>
-      <w:bookmarkStart w:id="18" w:name="_Toc3601"/>
+      <w:bookmarkStart w:id="18" w:name="_Toc19595"/>
       <w:r>
         <w:t>: Uso do solo na área do empreendimento.</w:t>
       </w:r>
@@ -5451,7 +5450,7 @@
       <w:pPr>
         <w:pStyle w:val="4"/>
       </w:pPr>
-      <w:bookmarkStart w:id="19" w:name="_Toc12521"/>
+      <w:bookmarkStart w:id="19" w:name="_Toc25196"/>
       <w:r>
         <w:t>3.5.2 Geomorfologia</w:t>
       </w:r>
@@ -5464,6 +5463,11 @@
     </w:p>
     <w:p>
       <w:r>
+        <w:t>No mapeamento geomorfológico do IBGE, em escala 1:250.000, a área do empreendimento corresponde à unidade Planalto Dissecado Rio Iguaçu, da região Planalto das Araucárias e do domínio Bacias e Coberturas Sedimentares Fanerozóicas, com formas de topo aguçado (IBGE, 2023).</w:t>
+      </w:r>
+    </w:p>
+    <w:p>
+      <w:r>
         <w:t>Segundo o Atlas Geomorfológico do Estado do Paraná (OKA-FIORI et al., 2006), o empreendimento insere-se na unidade morfoestrutural Bacia Sedimentar do Paraná, unidade morfoescultural Terceiro Planalto Paranaense, subunidade morfoescultural Planalto do Foz do Areia/Ribeirão Claro (2.4.2).</w:t>
       </w:r>
     </w:p>
@@ -5475,11 +5479,6 @@
     <w:p>
       <w:r>
         <w:t>A subunidade Planalto do Foz do Areia/Ribeirão Claro, situada no Terceiro Planalto Paranaense, apresenta dissecação alta. A classe de declividade predominante está entre 12-30%. Em relação ao relevo, apresenta um gradiente de 720 metros com altitudes variando entre 620 (mínima) e 1.340 (máxima) m. As formas predominantes são topos alongados, vertentes retilíneas e côncavas e vales em degraus. A direção geral da morfologia é NW/SE, modelada em rochas da Formação Serra Geral (OKA-FIORI et al., 2006). Nessa subunidade situam-se as unidades Jangada do Sul - General Carneiro Área do poço e tratamento e Jangada do Sul - General Carneiro Adutora.</w:t>
-      </w:r>
-    </w:p>
-    <w:p>
-      <w:r>
-        <w:t>No mapeamento geomorfológico do IBGE, em escala 1:250.000, a área corresponde à unidade Planalto Dissecado Rio Iguaçu, da região Planalto das Araucárias, com formas de topo aguçado (IBGE, 2023).</w:t>
       </w:r>
     </w:p>
     <w:p>
@@ -5527,7 +5526,7 @@
       <w:r>
         <w:fldChar w:fldCharType="end"/>
       </w:r>
-      <w:bookmarkStart w:id="20" w:name="_Toc8617"/>
+      <w:bookmarkStart w:id="20" w:name="_Toc19388"/>
       <w:r>
         <w:t>: Geomorfologia da área do empreendimento.</w:t>
       </w:r>
@@ -5607,7 +5606,7 @@
       <w:r>
         <w:fldChar w:fldCharType="end"/>
       </w:r>
-      <w:bookmarkStart w:id="21" w:name="_Toc4572"/>
+      <w:bookmarkStart w:id="21" w:name="_Toc13624"/>
       <w:r>
         <w:t>: Altimetria da área do empreendimento.</w:t>
       </w:r>
@@ -5687,7 +5686,7 @@
       <w:r>
         <w:fldChar w:fldCharType="end"/>
       </w:r>
-      <w:bookmarkStart w:id="22" w:name="_Toc19142"/>
+      <w:bookmarkStart w:id="22" w:name="_Toc19"/>
       <w:r>
         <w:t>: Declividades existentes na área do empreendimento.</w:t>
       </w:r>
@@ -5731,7 +5730,7 @@
       <w:pPr>
         <w:pStyle w:val="4"/>
       </w:pPr>
-      <w:bookmarkStart w:id="23" w:name="_Toc1696"/>
+      <w:bookmarkStart w:id="23" w:name="_Toc24824"/>
       <w:r>
         <w:t>3.5.3 Hidrologia</w:t>
       </w:r>
@@ -5773,12 +5772,22 @@
     </w:p>
     <w:p>
       <w:r>
-        <w:t>O empreendimento situa-se na Bacia Hidrográfica do Rio Iguaçu, que ocupa 55.758,09 km² do território paranaense (BRASIL, 2015), na Unidade Hidrográfica Afluentes do Médio Iguaçu, conforme a divisão estabelecida pela Resolução CERH/PR nº 49/2006 (IAT, [2020]). Quanto às regiões hidrográficas nacionais (Resolução CNRH nº 32/2003), a bacia integra a Região Hidrográfica do Paraná, que abrange 92,2% do território paranaense (BRASIL, 2015), e, na divisão da Agência Nacional de Águas e Saneamento Básico, a Unidade de Planejamento Hídrico Afluentes-MD-IGÇ (ANA, [20--]).</w:t>
-      </w:r>
-    </w:p>
-    <w:p>
-      <w:r>
-        <w:t>Em escala local, o curso d'água nomeado mais próximo das unidades Jangada do Sul - General Carneiro Área do poço e tratamento e Jangada do Sul - General Carneiro Adutora é o Rio Jangada (ANA, [20--]), conforme o mapa de bacia hidrográfica.</w:t>
+        <w:t>Segundo a Base Hidrográfica Ottocodificada (BHO 2017) da Agência Nacional de Águas e Saneamento Básico, o curso d'água principal mais próximo das unidades Jangada do Sul - General Carneiro Área do poço e tratamento e Jangada do Sul - General Carneiro Adutora é o Rio Jangadinha, de domínio federal, com área de drenagem de aproximadamente 1.065 km² a montante do trecho e extensão total de 137,7 km do curso d'água (ANA, 2018).</w:t>
+      </w:r>
+    </w:p>
+    <w:p>
+      <w:r>
+        <w:t>Na divisão hidrográfica nacional, a área do empreendimento insere-se na Região Hidrográfica do Paraná (ANA, [20--]).</w:t>
+      </w:r>
+    </w:p>
+    <w:p>
+      <w:r>
+        <w:t>No cadastro de outorgas de direito de uso de recursos hídricos disponibilizado pela ANA, constam 9 outorgas de captação superficial num raio de aproximadamente 5 km do empreendimento, entre elas outorga em nome de SANEPAR - General Carneiro - Jangada do Sul no Rio Jangada (ANA, [20--]).</w:t>
+      </w:r>
+    </w:p>
+    <w:p>
+      <w:r>
+        <w:t>No âmbito estadual, o empreendimento situa-se na Bacia Hidrográfica do Rio Iguaçu, que ocupa 55.758,09 km² do território paranaense (BRASIL, 2015), na Unidade Hidrográfica Afluentes do Médio Iguaçu, conforme a divisão estabelecida pela Resolução CERH/PR nº 49/2006 (IAT, [2020]). A bacia integra a Região Hidrográfica do Paraná, que abrange 92,2% do território paranaense (BRASIL, 2015).</w:t>
       </w:r>
     </w:p>
     <w:p>
@@ -5821,7 +5830,7 @@
       <w:r>
         <w:fldChar w:fldCharType="end"/>
       </w:r>
-      <w:bookmarkStart w:id="24" w:name="_Toc6080"/>
+      <w:bookmarkStart w:id="24" w:name="_Toc30147"/>
       <w:r>
         <w:t>: Bacia hidrográfica do empreendimento.</w:t>
       </w:r>
@@ -5865,7 +5874,7 @@
       <w:pPr>
         <w:pStyle w:val="4"/>
       </w:pPr>
-      <w:bookmarkStart w:id="25" w:name="_Toc4555"/>
+      <w:bookmarkStart w:id="25" w:name="_Toc25933"/>
       <w:r>
         <w:t>3.5.4 Geologia</w:t>
       </w:r>
@@ -5873,12 +5882,17 @@
     </w:p>
     <w:p>
       <w:r>
-        <w:t>Do ponto de vista geológico, as unidades do empreendimento assentam-se sobre o Grupo Serra Geral, do Cretáceo Inferior (Era Mesozoica), integrante do Supergrupo São Bento, na Bacia Sedimentar do Paraná, com litotipos de andesito basáltico, arenito, arenito lítico, basalto, basalto andesítico, dacito, diabásio, diorito, gabro, riodacito, riolito, traquiandesito, traquidacito, tufito (SGB, [20--]).</w:t>
-      </w:r>
-    </w:p>
-    <w:p>
-      <w:r>
-        <w:t>Segundo o Serviço Geológico do Brasil, o Grupo Serra Geral corresponde a uma sequência vulcanossedimentar formada na base por arenitos eólicos depositados em grandes campos de dunas de ambiente desértico, sobrepostos por derrames toleíticos de lavas básicas, intermediárias e ácidas. Intercalações comuns entre lavas e depósitos sedimentares, arenitos e lamitos. Derrames de basaltos e andesitos basálticos extensos em morfologias pahoehoe simples e compostos e rubbly pahoehoe. Derrames, domos e coulées formados por riolitos e dacitos afíricos e traquidacitos porfiríticos. Depósitos vulcanoclásticos máficos, brechas, tufos, hialoclastitos e peperitos. Localmente pillow-lavas (SGB, [20--]).</w:t>
+        <w:t>Do ponto de vista geológico, segundo o Mapa geológico e de recursos minerais do Estado do Paraná (escala 1:600.000), as unidades do empreendimento assentam-se sobre a Formação Vale do Sol, do Cretáceo Inferior (Era Mesozoica), integrante do Grupo Serra Geral, com litotipos de andesito basáltico (SGB, [20--]).</w:t>
+      </w:r>
+    </w:p>
+    <w:p>
+      <w:r>
+        <w:t>A unidade é descrita pelo Serviço Geológico do Brasil como sequência vulcânica com espessura real entre 40 e 500 m, formada principalmente por andesitos basálticos dispostos em derrames com geometria tabular simples, formados por lavas rubbly pahoehoe, os quais estão arquitetados em quarto partes: crosta basal vesiculada, núcleo maciço, crosta vesiculada coerente e superfície brechada (rubbly). Os derrames têm espessura entre 20 e 60 m (SGB, [20--]).</w:t>
+      </w:r>
+    </w:p>
+    <w:p>
+      <w:r>
+        <w:t>Em escala regional (1:1.000.000), a área insere-se no Grupo Serra Geral, descrito como sequência vulcanossedimentar formada na base por arenitos eólicos depositados em grandes campos de dunas de ambiente desértico, sobrepostos por derrames toleíticos de lavas básicas, intermediárias e ácidas. Intercalações comuns entre lavas e depósitos sedimentares, arenitos e lamitos. Derrames de basaltos e andesitos basálticos extensos em morfologias pahoehoe simples e compostos e rubbly pahoehoe. Derrames, domos e coulées formados por riolitos e dacitos afíricos e traquidacitos porfiríticos. Depósitos vulcanoclásticos máficos, brechas, tufos, hialoclastitos e peperitos. Localmente pillow-lavas (SGB, [20--]).</w:t>
       </w:r>
     </w:p>
     <w:p>
@@ -5931,7 +5945,7 @@
       <w:r>
         <w:fldChar w:fldCharType="end"/>
       </w:r>
-      <w:bookmarkStart w:id="26" w:name="_Toc12264"/>
+      <w:bookmarkStart w:id="26" w:name="_Toc13133"/>
       <w:r>
         <w:t>: Geologia das áreas do empreendimento.</w:t>
       </w:r>
@@ -5975,7 +5989,7 @@
       <w:pPr>
         <w:pStyle w:val="4"/>
       </w:pPr>
-      <w:bookmarkStart w:id="27" w:name="_Toc10950"/>
+      <w:bookmarkStart w:id="27" w:name="_Toc15123"/>
       <w:r>
         <w:t>3.5.5 Hidrogeologia</w:t>
       </w:r>
@@ -5983,7 +5997,12 @@
     </w:p>
     <w:p>
       <w:r>
-        <w:t>Em termos hidrogeológicos, a área do empreendimento insere-se na unidade Serra Geral (domínio Vulcânicas, subdomínio Vulcânicas), segundo o mapa de domínios e subdomínios hidrogeológicos do Brasil (SGB, [20--]).</w:t>
+        <w:t>Segundo o mapa de domínios e subdomínios hidrogeológicos do Brasil, a área do empreendimento insere-se no domínio Vulcânicas (unidade Serra Geral) (SGB, [20--]).</w:t>
+      </w:r>
+    </w:p>
+    <w:p>
+      <w:r>
+        <w:t>No Sistema de Informações de Águas Subterrâneas (SIAGAS), mantido pelo Serviço Geológico do Brasil, constam 17 poços tubulares cadastrados num raio de aproximadamente 15 km do empreendimento, captando principalmente o aquífero Serra Geral; os registros com informação indicam profundidade mediana de 120 m, nível estático mediano de 85,0 m e vazão específica mediana de 0,43 (m³/h)/m (SGB, [20--]).</w:t>
       </w:r>
     </w:p>
     <w:p>
@@ -6046,7 +6065,7 @@
       <w:r>
         <w:fldChar w:fldCharType="end"/>
       </w:r>
-      <w:bookmarkStart w:id="28" w:name="_Toc15304"/>
+      <w:bookmarkStart w:id="28" w:name="_Toc9452"/>
       <w:r>
         <w:t>: Hidrogeologia das áreas do empreendimento.</w:t>
       </w:r>
@@ -6090,7 +6109,7 @@
       <w:pPr>
         <w:pStyle w:val="3"/>
       </w:pPr>
-      <w:bookmarkStart w:id="29" w:name="_Toc21007"/>
+      <w:bookmarkStart w:id="29" w:name="_Toc10593"/>
       <w:r>
         <w:t>3.6 Caracterização Meio Biótico (Cobertura Vegetal)</w:t>
       </w:r>
@@ -6141,7 +6160,7 @@
       <w:r>
         <w:fldChar w:fldCharType="end"/>
       </w:r>
-      <w:bookmarkStart w:id="30" w:name="_Toc17786"/>
+      <w:bookmarkStart w:id="30" w:name="_Toc22479"/>
       <w:r>
         <w:t>: Enquadramento fitogeográfico da área do empreendimento.</w:t>
       </w:r>
@@ -6185,7 +6204,7 @@
       <w:pPr>
         <w:pStyle w:val="4"/>
       </w:pPr>
-      <w:bookmarkStart w:id="31" w:name="_Toc24694"/>
+      <w:bookmarkStart w:id="31" w:name="_Toc1989"/>
       <w:r>
         <w:t>3.6.1 Áreas de Preservação Permanente e Reserva Legal</w:t>
       </w:r>
@@ -6273,7 +6292,7 @@
       <w:r>
         <w:fldChar w:fldCharType="end"/>
       </w:r>
-      <w:bookmarkStart w:id="32" w:name="_Toc20159"/>
+      <w:bookmarkStart w:id="32" w:name="_Toc6879"/>
       <w:r>
         <w:t>: Áreas de Preservação Permanente no entorno do empreendimento.</w:t>
       </w:r>
@@ -6336,7 +6355,7 @@
       <w:pPr>
         <w:pStyle w:val="3"/>
       </w:pPr>
-      <w:bookmarkStart w:id="33" w:name="_Toc22444"/>
+      <w:bookmarkStart w:id="33" w:name="_Toc18460"/>
       <w:r>
         <w:t>3.7 Caracterização Meio Socioeconômico</w:t>
       </w:r>
@@ -6346,7 +6365,7 @@
       <w:pPr>
         <w:pStyle w:val="4"/>
       </w:pPr>
-      <w:bookmarkStart w:id="34" w:name="_Toc15675"/>
+      <w:bookmarkStart w:id="34" w:name="_Toc11838"/>
       <w:r>
         <w:t>3.7.1 Residências, condições do entorno</w:t>
       </w:r>
@@ -6401,7 +6420,7 @@
       <w:pPr>
         <w:pStyle w:val="2"/>
       </w:pPr>
-      <w:bookmarkStart w:id="35" w:name="_Toc21415"/>
+      <w:bookmarkStart w:id="35" w:name="_Toc6480"/>
       <w:r>
         <w:t>4 CARACTERIZAÇÃO DO EMPREENDIMENTO</w:t>
       </w:r>
@@ -6411,7 +6430,7 @@
       <w:pPr>
         <w:pStyle w:val="3"/>
       </w:pPr>
-      <w:bookmarkStart w:id="36" w:name="_Toc266"/>
+      <w:bookmarkStart w:id="36" w:name="_Toc1762"/>
       <w:r>
         <w:t>4.1 Tipo de Atividade do Empreendimento</w:t>
       </w:r>
@@ -6477,7 +6496,7 @@
       <w:pPr>
         <w:pStyle w:val="3"/>
       </w:pPr>
-      <w:bookmarkStart w:id="37" w:name="_Toc5406"/>
+      <w:bookmarkStart w:id="37" w:name="_Toc23621"/>
       <w:r>
         <w:t>4.2 Descritivo da Obra a ser Implantada e Descrição das Intervenções Necessárias</w:t>
       </w:r>
@@ -6572,7 +6591,7 @@
       <w:pPr>
         <w:pStyle w:val="3"/>
       </w:pPr>
-      <w:bookmarkStart w:id="38" w:name="_Toc31125"/>
+      <w:bookmarkStart w:id="38" w:name="_Toc17028"/>
       <w:r>
         <w:t>4.3 Descrição do Empreendimento e Apresentação de suas Características Técnicas</w:t>
       </w:r>
@@ -6582,7 +6601,7 @@
       <w:pPr>
         <w:pStyle w:val="4"/>
       </w:pPr>
-      <w:bookmarkStart w:id="39" w:name="_Toc18884"/>
+      <w:bookmarkStart w:id="39" w:name="_Toc23171"/>
       <w:r>
         <w:t>4.3.1 População Atendida</w:t>
       </w:r>
@@ -6616,7 +6635,7 @@
       <w:pPr>
         <w:pStyle w:val="4"/>
       </w:pPr>
-      <w:bookmarkStart w:id="40" w:name="_Toc366"/>
+      <w:bookmarkStart w:id="40" w:name="_Toc30851"/>
       <w:r>
         <w:t>4.3.2 Capacidade Nominal e Máxima da Estação de Tratamento de Água</w:t>
       </w:r>
@@ -6631,7 +6650,7 @@
       <w:pPr>
         <w:pStyle w:val="4"/>
       </w:pPr>
-      <w:bookmarkStart w:id="41" w:name="_Toc16128"/>
+      <w:bookmarkStart w:id="41" w:name="_Toc23036"/>
       <w:r>
         <w:t>4.3.3 Manancial de Abastecimento</w:t>
       </w:r>
@@ -6668,7 +6687,7 @@
       <w:pPr>
         <w:pStyle w:val="4"/>
       </w:pPr>
-      <w:bookmarkStart w:id="42" w:name="_Toc268"/>
+      <w:bookmarkStart w:id="42" w:name="_Toc31443"/>
       <w:r>
         <w:t>4.3.4 Lançamento de Efluentes</w:t>
       </w:r>
@@ -6705,7 +6724,7 @@
       <w:pPr>
         <w:pStyle w:val="4"/>
       </w:pPr>
-      <w:bookmarkStart w:id="43" w:name="_Toc4435"/>
+      <w:bookmarkStart w:id="43" w:name="_Toc8571"/>
       <w:r>
         <w:t>4.3.5 Descrição das Unidades que Compõem o Sistema</w:t>
       </w:r>
@@ -6736,7 +6755,7 @@
       <w:r>
         <w:fldChar w:fldCharType="end"/>
       </w:r>
-      <w:bookmarkStart w:id="44" w:name="_Toc32729"/>
+      <w:bookmarkStart w:id="44" w:name="_Toc10757"/>
       <w:r>
         <w:t>: Descrição das unidades que compõem o sistema.</w:t>
       </w:r>
@@ -7059,7 +7078,7 @@
       <w:pPr>
         <w:pStyle w:val="4"/>
       </w:pPr>
-      <w:bookmarkStart w:id="45" w:name="_Toc18735"/>
+      <w:bookmarkStart w:id="45" w:name="_Toc18223"/>
       <w:r>
         <w:t>4.3.6 Descrição do Sistema de Tratamento Adotado</w:t>
       </w:r>
@@ -7199,7 +7218,7 @@
       <w:pPr>
         <w:pStyle w:val="4"/>
       </w:pPr>
-      <w:bookmarkStart w:id="46" w:name="_Toc25526"/>
+      <w:bookmarkStart w:id="46" w:name="_Toc10619"/>
       <w:r>
         <w:t>4.3.7 Projetos das Unidades que Compõem o Sistema</w:t>
       </w:r>
@@ -7235,7 +7254,7 @@
       <w:r>
         <w:fldChar w:fldCharType="end"/>
       </w:r>
-      <w:bookmarkStart w:id="47" w:name="_Toc31896"/>
+      <w:bookmarkStart w:id="47" w:name="_Toc22446"/>
       <w:r>
         <w:t>: Relação das unidades que compõem o empreendimento e respectivos anexos.</w:t>
       </w:r>
@@ -7536,7 +7555,7 @@
       <w:pPr>
         <w:pStyle w:val="2"/>
       </w:pPr>
-      <w:bookmarkStart w:id="48" w:name="_Toc6460"/>
+      <w:bookmarkStart w:id="48" w:name="_Toc26383"/>
       <w:r>
         <w:t>5 REFERÊNCIAS BIBLIOGRÁFICAS</w:t>
       </w:r>
@@ -7566,6 +7585,54 @@
       </w:pPr>
       <w:r>
         <w:t>ANA – AGÊNCIA NACIONAL DE ÁGUAS E SANEAMENTO BÁSICO. Base Hidrográfica Ottocodificada – hidrografia nível 5. Brasília: ANA, [20--]. Disponível em: https://metadados.snirh.gov.br. Acesso em: 15 out. 2026.</w:t>
+      </w:r>
+    </w:p>
+    <w:p>
+      <w:pPr>
+        <w:spacing w:after="0" w:line="240" w:lineRule="auto"/>
+        <w:ind w:firstLine="0"/>
+      </w:pPr>
+    </w:p>
+    <w:p>
+      <w:pPr>
+        <w:spacing w:after="0" w:line="240" w:lineRule="auto"/>
+        <w:ind w:firstLine="0"/>
+        <w:jc w:val="left"/>
+      </w:pPr>
+      <w:r>
+        <w:t>ANA – AGÊNCIA NACIONAL DE ÁGUAS E SANEAMENTO BÁSICO. Base Hidrográfica Ottocodificada (BHO 2017), versão 1.05. Brasília, DF: ANA, 2018. Disponível em: https://metadados.snirh.gov.br. Acesso em: 16 out. 2026.</w:t>
+      </w:r>
+    </w:p>
+    <w:p>
+      <w:pPr>
+        <w:spacing w:after="0" w:line="240" w:lineRule="auto"/>
+        <w:ind w:firstLine="0"/>
+      </w:pPr>
+    </w:p>
+    <w:p>
+      <w:pPr>
+        <w:spacing w:after="0" w:line="240" w:lineRule="auto"/>
+        <w:ind w:firstLine="0"/>
+        <w:jc w:val="left"/>
+      </w:pPr>
+      <w:r>
+        <w:t>ANA – AGÊNCIA NACIONAL DE ÁGUAS E SANEAMENTO BÁSICO. Outorgas de direito de uso de recursos hídricos (federais e estaduais) – Cadastro Nacional de Usuários de Recursos Hídricos (CNARH). Brasília, DF: ANA, [20--]. Disponível em: https://www.snirh.gov.br. Acesso em: 16 out. 2026.</w:t>
+      </w:r>
+    </w:p>
+    <w:p>
+      <w:pPr>
+        <w:spacing w:after="0" w:line="240" w:lineRule="auto"/>
+        <w:ind w:firstLine="0"/>
+      </w:pPr>
+    </w:p>
+    <w:p>
+      <w:pPr>
+        <w:spacing w:after="0" w:line="240" w:lineRule="auto"/>
+        <w:ind w:firstLine="0"/>
+        <w:jc w:val="left"/>
+      </w:pPr>
+      <w:r>
+        <w:t>ANA – AGÊNCIA NACIONAL DE ÁGUAS E SANEAMENTO BÁSICO. Regiões hidrográficas e unidades hidrográficas estaduais. Brasília, DF: ANA, [20--]. Disponível em: https://www.snirh.gov.br. Acesso em: 16 out. 2026.</w:t>
       </w:r>
     </w:p>
     <w:p>
@@ -7725,6 +7792,22 @@
         <w:jc w:val="left"/>
       </w:pPr>
       <w:r>
+        <w:t>DNIT – DEPARTAMENTO NACIONAL DE INFRAESTRUTURA DE TRANSPORTES. Sistema Nacional de Viação – SNV, versão 202607A. Brasília, DF: DNIT, 2026. Disponível em: https://servicos.dnit.gov.br/vgeo. Acesso em: 16 out. 2026.</w:t>
+      </w:r>
+    </w:p>
+    <w:p>
+      <w:pPr>
+        <w:spacing w:after="0" w:line="240" w:lineRule="auto"/>
+        <w:ind w:firstLine="0"/>
+      </w:pPr>
+    </w:p>
+    <w:p>
+      <w:pPr>
+        <w:spacing w:after="0" w:line="240" w:lineRule="auto"/>
+        <w:ind w:firstLine="0"/>
+        <w:jc w:val="left"/>
+      </w:pPr>
+      <w:r>
         <w:t>EMBRAPA. Empresa Brasileira de Pesquisa Agropecuária. Cambissolos Húmicos. Autores: Humberto Gonçalves dos Santos, Maria José Zaroni, Eliane de Paula Clemente Almeida. In: Agência de Informação Tecnológica (Ageitec) – Solos Tropicais, Sistema Brasileiro de Classificação de Solos (SiBCS). Brasília, DF: Embrapa, 2021. Disponível em: https://www.embrapa.br/agencia-de-informacao-tecnologica/tematicas/solos-tropicais/sibcs/chave-do-sibcs/cambissolos/cambissolos-humicos. Acesso em: 16 out. 2026.</w:t>
       </w:r>
     </w:p>
@@ -8261,6 +8344,22 @@
         <w:jc w:val="left"/>
       </w:pPr>
       <w:r>
+        <w:t>SGB – SERVIÇO GEOLÓGICO DO BRASIL. Domínios e subdomínios hidrogeológicos do Brasil, escala 1:2.500.000. Brasília, DF: SGB/CPRM, [20--]. Disponível em: https://geosgb.sgb.gov.br. Acesso em: 16 out. 2026.</w:t>
+      </w:r>
+    </w:p>
+    <w:p>
+      <w:pPr>
+        <w:spacing w:after="0" w:line="240" w:lineRule="auto"/>
+        <w:ind w:firstLine="0"/>
+      </w:pPr>
+    </w:p>
+    <w:p>
+      <w:pPr>
+        <w:spacing w:after="0" w:line="240" w:lineRule="auto"/>
+        <w:ind w:firstLine="0"/>
+        <w:jc w:val="left"/>
+      </w:pPr>
+      <w:r>
         <w:t>SGB – SERVIÇO GEOLÓGICO DO BRASIL. Domínios e subdomínios hidrogeológicos do Brasil, escala 1:2.500.000. Brasília: SGB/CPRM, [20--]. Disponível em: https://geosgb.sgb.gov.br. Acesso em: 15 out. 2026.</w:t>
       </w:r>
     </w:p>
@@ -8277,6 +8376,22 @@
         <w:jc w:val="left"/>
       </w:pPr>
       <w:r>
+        <w:t>SGB – SERVIÇO GEOLÓGICO DO BRASIL. Litoestratigrafia (GeoSGB): mapas geológicos nas escalas 1:25.000 a 1:1.000.000 e mapas estaduais. Brasília, DF: SGB/CPRM, [20--]. Disponível em: https://geosgb.sgb.gov.br. Acesso em: 16 out. 2026.</w:t>
+      </w:r>
+    </w:p>
+    <w:p>
+      <w:pPr>
+        <w:spacing w:after="0" w:line="240" w:lineRule="auto"/>
+        <w:ind w:firstLine="0"/>
+      </w:pPr>
+    </w:p>
+    <w:p>
+      <w:pPr>
+        <w:spacing w:after="0" w:line="240" w:lineRule="auto"/>
+        <w:ind w:firstLine="0"/>
+        <w:jc w:val="left"/>
+      </w:pPr>
+      <w:r>
         <w:t>SGB – SERVIÇO GEOLÓGICO DO BRASIL. Litoestratigrafia 1:1.000.000 (GeoSGB). Brasília: SGB/CPRM, [20--]. Disponível em: https://geosgb.sgb.gov.br. Acesso em: 15 out. 2026.</w:t>
       </w:r>
     </w:p>
@@ -8288,9 +8403,25 @@
     </w:p>
     <w:p>
       <w:pPr>
+        <w:spacing w:after="0" w:line="240" w:lineRule="auto"/>
+        <w:ind w:firstLine="0"/>
+        <w:jc w:val="left"/>
+      </w:pPr>
+      <w:r>
+        <w:t>SGB – SERVIÇO GEOLÓGICO DO BRASIL. SIAGAS – Sistema de Informações de Águas Subterrâneas. Brasília, DF: SGB/CPRM, [20--]. Disponível em: https://siagasweb.sgb.gov.br. Acesso em: 16 out. 2026.</w:t>
+      </w:r>
+    </w:p>
+    <w:p>
+      <w:pPr>
+        <w:spacing w:after="0" w:line="240" w:lineRule="auto"/>
+        <w:ind w:firstLine="0"/>
+      </w:pPr>
+    </w:p>
+    <w:p>
+      <w:pPr>
         <w:pStyle w:val="2"/>
       </w:pPr>
-      <w:bookmarkStart w:id="49" w:name="_Toc18184"/>
+      <w:bookmarkStart w:id="49" w:name="_Toc9433"/>
       <w:r>
         <w:t>6 IDENTIFICAÇÃO EMPRESA RESPONSÁVEL PELO DOCUMENTO</w:t>
       </w:r>
@@ -8431,7 +8562,7 @@
       <w:pPr>
         <w:pStyle w:val="2"/>
       </w:pPr>
-      <w:bookmarkStart w:id="50" w:name="_Toc31101"/>
+      <w:bookmarkStart w:id="50" w:name="_Toc23574"/>
       <w:r>
         <w:t>ANEXOS</w:t>
       </w:r>
@@ -8441,7 +8572,7 @@
       <w:pPr>
         <w:pStyle w:val="2"/>
       </w:pPr>
-      <w:bookmarkStart w:id="51" w:name="_Toc31172"/>
+      <w:bookmarkStart w:id="51" w:name="_Toc10241"/>
       <w:r>
         <w:t>ANEXO I – JANGADA DO SUL - GENERAL CARNEIRO ÁREA DO POÇO E TRATAMENTO</w:t>
       </w:r>
@@ -8466,7 +8597,7 @@
       <w:pPr>
         <w:pStyle w:val="2"/>
       </w:pPr>
-      <w:bookmarkStart w:id="52" w:name="_Toc4208"/>
+      <w:bookmarkStart w:id="52" w:name="_Toc25866"/>
       <w:r>
         <w:t>ANEXO II – JANGADA DO SUL - GENERAL CARNEIRO ADUTORA</w:t>
       </w:r>
@@ -8491,7 +8622,7 @@
       <w:pPr>
         <w:pStyle w:val="2"/>
       </w:pPr>
-      <w:bookmarkStart w:id="53" w:name="_Toc10904"/>
+      <w:bookmarkStart w:id="53" w:name="_Toc10879"/>
       <w:r>
         <w:t>ANEXO III – ART</w:t>
       </w:r>
@@ -9862,7 +9993,7 @@
     <w:lsdException w:qFormat="1" w:unhideWhenUsed="0" w:uiPriority="10" w:semiHidden="0" w:name="Title"/>
     <w:lsdException w:uiPriority="99" w:name="Closing"/>
     <w:lsdException w:uiPriority="99" w:name="Signature"/>
-    <w:lsdException w:qFormat="1" w:uiPriority="1" w:name="Default Paragraph Font"/>
+    <w:lsdException w:uiPriority="1" w:name="Default Paragraph Font"/>
     <w:lsdException w:qFormat="1" w:uiPriority="99" w:name="Body Text"/>
     <w:lsdException w:uiPriority="99" w:name="Body Text Indent"/>
     <w:lsdException w:uiPriority="99" w:name="List Continue"/>
@@ -9882,7 +10013,7 @@
     <w:lsdException w:uiPriority="99" w:name="Body Text Indent 2"/>
     <w:lsdException w:uiPriority="99" w:name="Body Text Indent 3"/>
     <w:lsdException w:uiPriority="99" w:name="Block Text"/>
-    <w:lsdException w:uiPriority="99" w:semiHidden="0" w:name="Hyperlink"/>
+    <w:lsdException w:qFormat="1" w:uiPriority="99" w:semiHidden="0" w:name="Hyperlink"/>
     <w:lsdException w:qFormat="1" w:uiPriority="99" w:name="FollowedHyperlink"/>
     <w:lsdException w:qFormat="1" w:unhideWhenUsed="0" w:uiPriority="22" w:semiHidden="0" w:name="Strong"/>
     <w:lsdException w:qFormat="1" w:unhideWhenUsed="0" w:uiPriority="20" w:semiHidden="0" w:name="Emphasis"/>
@@ -9900,7 +10031,7 @@
     <w:lsdException w:uiPriority="99" w:name="HTML Sample"/>
     <w:lsdException w:uiPriority="99" w:name="HTML Typewriter"/>
     <w:lsdException w:uiPriority="99" w:name="HTML Variable"/>
-    <w:lsdException w:qFormat="1" w:uiPriority="99" w:name="Normal Table"/>
+    <w:lsdException w:uiPriority="99" w:name="Normal Table"/>
     <w:lsdException w:qFormat="1" w:uiPriority="99" w:name="annotation subject"/>
     <w:lsdException w:uiPriority="99" w:name="Table Simple 1"/>
     <w:lsdException w:uiPriority="99" w:name="Table Simple 2"/>
@@ -10144,14 +10275,12 @@
     <w:name w:val="Default Paragraph Font"/>
     <w:semiHidden/>
     <w:unhideWhenUsed/>
-    <w:qFormat/>
     <w:uiPriority w:val="1"/>
   </w:style>
   <w:style w:type="table" w:default="1" w:styleId="11">
     <w:name w:val="Normal Table"/>
     <w:semiHidden/>
     <w:unhideWhenUsed/>
-    <w:qFormat/>
     <w:uiPriority w:val="99"/>
     <w:tblPr>
       <w:tblCellMar>
@@ -10225,6 +10354,7 @@
     <w:name w:val="Hyperlink"/>
     <w:basedOn w:val="10"/>
     <w:unhideWhenUsed/>
+    <w:qFormat/>
     <w:uiPriority w:val="99"/>
     <w:rPr>
       <w:color w:val="0563C1" w:themeColor="hyperlink"/>
@@ -10708,6 +10838,7 @@
     <w:name w:val="Texto sem Formatação Char1"/>
     <w:basedOn w:val="10"/>
     <w:semiHidden/>
+    <w:qFormat/>
     <w:uiPriority w:val="99"/>
     <w:rPr>
       <w:rFonts w:ascii="Consolas" w:hAnsi="Consolas"/>
@@ -10729,6 +10860,7 @@
     <w:name w:val="Assunto do comentário Char"/>
     <w:basedOn w:val="46"/>
     <w:semiHidden/>
+    <w:qFormat/>
     <w:uiPriority w:val="99"/>
     <w:rPr>
       <w:b/>
@@ -10742,6 +10874,7 @@
     <w:basedOn w:val="10"/>
     <w:link w:val="37"/>
     <w:semiHidden/>
+    <w:qFormat/>
     <w:uiPriority w:val="99"/>
     <w:rPr>
       <w:rFonts w:ascii="Segoe UI" w:hAnsi="Segoe UI" w:cs="Segoe UI"/>
@@ -10784,6 +10917,7 @@
   </w:style>
   <w:style w:type="character" w:customStyle="1" w:styleId="51">
     <w:name w:val="Link da Internet"/>
+    <w:qFormat/>
     <w:uiPriority w:val="99"/>
     <w:rPr>
       <w:color w:val="003399"/>
@@ -10794,6 +10928,7 @@
     <w:name w:val="Título 2 Char"/>
     <w:basedOn w:val="10"/>
     <w:link w:val="3"/>
+    <w:qFormat/>
     <w:uiPriority w:val="9"/>
     <w:rPr>
       <w:rFonts w:eastAsiaTheme="majorEastAsia" w:cstheme="majorBidi"/>
@@ -10806,6 +10941,7 @@
     <w:name w:val="Título 3 Char"/>
     <w:basedOn w:val="10"/>
     <w:link w:val="4"/>
+    <w:qFormat/>
     <w:uiPriority w:val="9"/>
     <w:rPr>
       <w:rFonts w:eastAsiaTheme="majorEastAsia" w:cstheme="majorBidi"/>
@@ -10818,6 +10954,7 @@
     <w:name w:val="Título 4 Char"/>
     <w:basedOn w:val="10"/>
     <w:link w:val="5"/>
+    <w:qFormat/>
     <w:uiPriority w:val="9"/>
     <w:rPr>
       <w:rFonts w:eastAsiaTheme="majorEastAsia" w:cstheme="majorBidi"/>
@@ -10864,6 +11001,7 @@
     <w:basedOn w:val="10"/>
     <w:semiHidden/>
     <w:unhideWhenUsed/>
+    <w:qFormat/>
     <w:uiPriority w:val="99"/>
     <w:rPr>
       <w:color w:val="605E5C"/>
